--- a/docs/cases/技术方案评审/技术方案评审智能体需求.docx
+++ b/docs/cases/技术方案评审/技术方案评审智能体需求.docx
@@ -5,6 +5,265 @@
     <w:p>
       <w:pPr>
         <w:rPr>
+          <w:rFonts w:hint="eastAsia"/>
+          <w:lang w:val="en-US" w:eastAsia="zh-CN"/>
+        </w:rPr>
+      </w:pPr>
+      <w:r>
+        <w:rPr>
+          <w:rFonts w:hint="eastAsia"/>
+          <w:lang w:val="en-US" w:eastAsia="zh-CN"/>
+        </w:rPr>
+        <w:t>技术方案评审智能体需求</w:t>
+      </w:r>
+    </w:p>
+    <w:p>
+      <w:pPr>
+        <w:pStyle w:val="2"/>
+        <w:bidi w:val="0"/>
+        <w:rPr>
+          <w:rFonts w:hint="eastAsia"/>
+          <w:lang w:val="en-US" w:eastAsia="zh-CN"/>
+        </w:rPr>
+      </w:pPr>
+      <w:r>
+        <w:rPr>
+          <w:rFonts w:hint="eastAsia"/>
+          <w:lang w:val="en-US" w:eastAsia="zh-CN"/>
+        </w:rPr>
+        <w:t>背景</w:t>
+      </w:r>
+    </w:p>
+    <w:p>
+      <w:pPr>
+        <w:rPr>
+          <w:rFonts w:hint="eastAsia"/>
+          <w:lang w:val="en-US" w:eastAsia="zh-CN"/>
+        </w:rPr>
+      </w:pPr>
+      <w:r>
+        <w:rPr>
+          <w:rFonts w:hint="eastAsia"/>
+          <w:lang w:val="en-US" w:eastAsia="zh-CN"/>
+        </w:rPr>
+        <w:t>技术方案是我行软硬件资产变更的决策依据，技术方案一般由需求或项目驱动，由软件中心项目组按统一规范起草，经软件中心内部评审，通过后，再由金科部组织组织级评审，每项决策都需要经过需求相关的业务部门、金科部、数据中心等相关部门的联合评审，评审周期一般都要一个月以上，为在不降低评审质量的前提下，如何提高评审效率，特此提出智能体需求。</w:t>
+      </w:r>
+    </w:p>
+    <w:p>
+      <w:pPr>
+        <w:rPr>
+          <w:rFonts w:hint="default"/>
+          <w:lang w:val="en-US" w:eastAsia="zh-CN"/>
+        </w:rPr>
+      </w:pPr>
+    </w:p>
+    <w:p>
+      <w:pPr>
+        <w:pStyle w:val="2"/>
+        <w:bidi w:val="0"/>
+        <w:rPr>
+          <w:rFonts w:hint="eastAsia"/>
+          <w:lang w:val="en-US" w:eastAsia="zh-CN"/>
+        </w:rPr>
+      </w:pPr>
+      <w:r>
+        <w:rPr>
+          <w:rFonts w:hint="eastAsia"/>
+          <w:lang w:val="en-US" w:eastAsia="zh-CN"/>
+        </w:rPr>
+        <w:t>业务目标</w:t>
+      </w:r>
+    </w:p>
+    <w:p>
+      <w:pPr>
+        <w:numPr>
+          <w:ilvl w:val="0"/>
+          <w:numId w:val="1"/>
+        </w:numPr>
+        <w:ind w:left="420" w:leftChars="0" w:hanging="420" w:firstLineChars="0"/>
+        <w:rPr>
+          <w:rFonts w:hint="eastAsia"/>
+          <w:lang w:val="en-US" w:eastAsia="zh-CN"/>
+        </w:rPr>
+      </w:pPr>
+      <w:r>
+        <w:rPr>
+          <w:rFonts w:hint="eastAsia"/>
+          <w:lang w:val="en-US" w:eastAsia="zh-CN"/>
+        </w:rPr>
+        <w:t>提高技术方案评审效率</w:t>
+      </w:r>
+    </w:p>
+    <w:p>
+      <w:pPr>
+        <w:numPr>
+          <w:ilvl w:val="1"/>
+          <w:numId w:val="1"/>
+        </w:numPr>
+        <w:ind w:left="840" w:leftChars="0" w:hanging="420" w:firstLineChars="0"/>
+        <w:rPr>
+          <w:rFonts w:hint="eastAsia"/>
+          <w:lang w:val="en-US" w:eastAsia="zh-CN"/>
+        </w:rPr>
+      </w:pPr>
+      <w:r>
+        <w:rPr>
+          <w:rFonts w:hint="eastAsia"/>
+          <w:lang w:val="en-US" w:eastAsia="zh-CN"/>
+        </w:rPr>
+        <w:t>技术方案评审周期逐步降低，软件中心内部降低到2周以内，组织级评审周期降低到1个月内。</w:t>
+      </w:r>
+    </w:p>
+    <w:p>
+      <w:pPr>
+        <w:numPr>
+          <w:ilvl w:val="1"/>
+          <w:numId w:val="1"/>
+        </w:numPr>
+        <w:ind w:left="840" w:leftChars="0" w:hanging="420" w:firstLineChars="0"/>
+        <w:rPr>
+          <w:rFonts w:hint="eastAsia"/>
+          <w:lang w:val="en-US" w:eastAsia="zh-CN"/>
+        </w:rPr>
+      </w:pPr>
+      <w:r>
+        <w:rPr>
+          <w:rFonts w:hint="eastAsia"/>
+          <w:lang w:val="en-US" w:eastAsia="zh-CN"/>
+        </w:rPr>
+        <w:t>减少技术方案版本修改次数，平均修改次数不超过3次</w:t>
+      </w:r>
+    </w:p>
+    <w:p>
+      <w:pPr>
+        <w:numPr>
+          <w:ilvl w:val="1"/>
+          <w:numId w:val="1"/>
+        </w:numPr>
+        <w:ind w:left="840" w:leftChars="0" w:hanging="420" w:firstLineChars="0"/>
+        <w:rPr>
+          <w:rFonts w:hint="eastAsia"/>
+          <w:lang w:val="en-US" w:eastAsia="zh-CN"/>
+        </w:rPr>
+      </w:pPr>
+      <w:r>
+        <w:rPr>
+          <w:rFonts w:hint="eastAsia"/>
+          <w:lang w:val="en-US" w:eastAsia="zh-CN"/>
+        </w:rPr>
+        <w:t>企业重点评审规则必须严格遵守，禁止出现因违背企业重点规则而被组织级退回修改的情况，例如信创技术栈、按系统级别规定的最低部署架构要求（同城/异地，跨云/单云，双活/热备，数据级备份）、跨系统直连数据库等。</w:t>
+      </w:r>
+    </w:p>
+    <w:p>
+      <w:pPr>
+        <w:numPr>
+          <w:ilvl w:val="0"/>
+          <w:numId w:val="1"/>
+        </w:numPr>
+        <w:ind w:left="420" w:leftChars="0" w:hanging="420" w:firstLineChars="0"/>
+        <w:rPr>
+          <w:rFonts w:hint="eastAsia"/>
+          <w:lang w:val="en-US" w:eastAsia="zh-CN"/>
+        </w:rPr>
+      </w:pPr>
+      <w:r>
+        <w:rPr>
+          <w:rFonts w:hint="eastAsia"/>
+          <w:lang w:val="en-US" w:eastAsia="zh-CN"/>
+        </w:rPr>
+        <w:t>确保技术方案评审质量，具体评估评审质量指标如下</w:t>
+      </w:r>
+    </w:p>
+    <w:p>
+      <w:pPr>
+        <w:numPr>
+          <w:ilvl w:val="1"/>
+          <w:numId w:val="1"/>
+        </w:numPr>
+        <w:ind w:left="840" w:leftChars="0" w:hanging="420" w:firstLineChars="0"/>
+        <w:rPr>
+          <w:rFonts w:hint="eastAsia"/>
+          <w:lang w:val="en-US" w:eastAsia="zh-CN"/>
+        </w:rPr>
+      </w:pPr>
+      <w:r>
+        <w:rPr>
+          <w:rFonts w:hint="eastAsia"/>
+          <w:lang w:val="en-US" w:eastAsia="zh-CN"/>
+        </w:rPr>
+        <w:t>评审问题数量</w:t>
+      </w:r>
+    </w:p>
+    <w:p>
+      <w:pPr>
+        <w:numPr>
+          <w:ilvl w:val="1"/>
+          <w:numId w:val="1"/>
+        </w:numPr>
+        <w:ind w:left="840" w:leftChars="0" w:hanging="420" w:firstLineChars="0"/>
+        <w:rPr>
+          <w:rFonts w:hint="eastAsia"/>
+          <w:lang w:val="en-US" w:eastAsia="zh-CN"/>
+        </w:rPr>
+      </w:pPr>
+      <w:r>
+        <w:rPr>
+          <w:rFonts w:hint="eastAsia"/>
+          <w:lang w:val="en-US" w:eastAsia="zh-CN"/>
+        </w:rPr>
+        <w:t>每个评审问题对应修改章节的数量和字数</w:t>
+      </w:r>
+    </w:p>
+    <w:p>
+      <w:pPr>
+        <w:pStyle w:val="2"/>
+        <w:bidi w:val="0"/>
+        <w:rPr>
+          <w:rFonts w:hint="eastAsia"/>
+          <w:lang w:val="en-US" w:eastAsia="zh-CN"/>
+        </w:rPr>
+      </w:pPr>
+      <w:r>
+        <w:rPr>
+          <w:rFonts w:hint="eastAsia"/>
+          <w:lang w:val="en-US" w:eastAsia="zh-CN"/>
+        </w:rPr>
+        <w:t>需求描述</w:t>
+      </w:r>
+    </w:p>
+    <w:p>
+      <w:pPr>
+        <w:rPr>
+          <w:rFonts w:hint="eastAsia"/>
+          <w:lang w:val="en-US" w:eastAsia="zh-CN"/>
+        </w:rPr>
+      </w:pPr>
+      <w:r>
+        <w:rPr>
+          <w:rFonts w:hint="eastAsia"/>
+          <w:lang w:val="en-US" w:eastAsia="zh-CN"/>
+        </w:rPr>
+        <w:t>技术方案获取</w:t>
+      </w:r>
+    </w:p>
+    <w:p>
+      <w:pPr>
+        <w:rPr>
+          <w:rFonts w:hint="default"/>
+          <w:lang w:val="en-US" w:eastAsia="zh-CN"/>
+        </w:rPr>
+      </w:pPr>
+      <w:r>
+        <w:rPr>
+          <w:rFonts w:hint="eastAsia"/>
+          <w:lang w:val="en-US" w:eastAsia="zh-CN"/>
+        </w:rPr>
+        <w:t>技术方案重要内容提取与核实</w:t>
+      </w:r>
+    </w:p>
+    <w:p>
+      <w:pPr>
+        <w:rPr>
           <w:rFonts w:hint="default"/>
           <w:lang w:val="en-US" w:eastAsia="zh-CN"/>
         </w:rPr>
@@ -15,6 +274,14 @@
     <w:p>
       <w:pPr>
         <w:rPr>
+          <w:rFonts w:hint="default"/>
+          <w:lang w:val="en-US" w:eastAsia="zh-CN"/>
+        </w:rPr>
+      </w:pPr>
+    </w:p>
+    <w:p>
+      <w:pPr>
+        <w:rPr>
           <w:rFonts w:hint="eastAsia"/>
           <w:lang w:val="en-US" w:eastAsia="zh-CN"/>
         </w:rPr>
@@ -44,7 +311,7 @@
     </w:p>
     <w:tbl>
       <w:tblPr>
-        <w:tblStyle w:val="3"/>
+        <w:tblStyle w:val="4"/>
         <w:tblW w:w="0" w:type="auto"/>
         <w:tblInd w:w="0" w:type="dxa"/>
         <w:tblBorders>
@@ -57,7 +324,9 @@
         </w:tblBorders>
         <w:tblLayout w:type="autofit"/>
         <w:tblCellMar>
+          <w:top w:w="0" w:type="dxa"/>
           <w:left w:w="108" w:type="dxa"/>
+          <w:bottom w:w="0" w:type="dxa"/>
           <w:right w:w="108" w:type="dxa"/>
         </w:tblCellMar>
       </w:tblPr>
@@ -77,7 +346,9 @@
             <w:insideV w:val="single" w:color="auto" w:sz="4" w:space="0"/>
           </w:tblBorders>
           <w:tblCellMar>
+            <w:top w:w="0" w:type="dxa"/>
             <w:left w:w="108" w:type="dxa"/>
+            <w:bottom w:w="0" w:type="dxa"/>
             <w:right w:w="108" w:type="dxa"/>
           </w:tblCellMar>
         </w:tblPrEx>
@@ -155,7 +426,9 @@
             <w:insideV w:val="single" w:color="auto" w:sz="4" w:space="0"/>
           </w:tblBorders>
           <w:tblCellMar>
+            <w:top w:w="0" w:type="dxa"/>
             <w:left w:w="108" w:type="dxa"/>
+            <w:bottom w:w="0" w:type="dxa"/>
             <w:right w:w="108" w:type="dxa"/>
           </w:tblCellMar>
         </w:tblPrEx>
@@ -366,7 +639,9 @@
             <w:insideV w:val="single" w:color="auto" w:sz="4" w:space="0"/>
           </w:tblBorders>
           <w:tblCellMar>
+            <w:top w:w="0" w:type="dxa"/>
             <w:left w:w="108" w:type="dxa"/>
+            <w:bottom w:w="0" w:type="dxa"/>
             <w:right w:w="108" w:type="dxa"/>
           </w:tblCellMar>
         </w:tblPrEx>
@@ -525,7 +800,9 @@
             <w:insideV w:val="single" w:color="auto" w:sz="4" w:space="0"/>
           </w:tblBorders>
           <w:tblCellMar>
+            <w:top w:w="0" w:type="dxa"/>
             <w:left w:w="108" w:type="dxa"/>
+            <w:bottom w:w="0" w:type="dxa"/>
             <w:right w:w="108" w:type="dxa"/>
           </w:tblCellMar>
         </w:tblPrEx>
@@ -600,6 +877,151 @@
     </w:sectPr>
   </w:body>
 </w:document>
+</file>
+
+<file path=word/numbering.xml><?xml version="1.0" encoding="utf-8"?>
+<w:numbering xmlns:wpc="http://schemas.microsoft.com/office/word/2010/wordprocessingCanvas" xmlns:mc="http://schemas.openxmlformats.org/markup-compatibility/2006" xmlns:o="urn:schemas-microsoft-com:office:office" xmlns:r="http://schemas.openxmlformats.org/officeDocument/2006/relationships" xmlns:m="http://schemas.openxmlformats.org/officeDocument/2006/math" xmlns:v="urn:schemas-microsoft-com:vml" xmlns:wp14="http://schemas.microsoft.com/office/word/2010/wordprocessingDrawing" xmlns:wp="http://schemas.openxmlformats.org/drawingml/2006/wordprocessingDrawing" xmlns:w10="urn:schemas-microsoft-com:office:word" xmlns:w="http://schemas.openxmlformats.org/wordprocessingml/2006/main" xmlns:w14="http://schemas.microsoft.com/office/word/2010/wordml" xmlns:wpg="http://schemas.microsoft.com/office/word/2010/wordprocessingGroup" xmlns:wpi="http://schemas.microsoft.com/office/word/2010/wordprocessingInk" xmlns:wne="http://schemas.microsoft.com/office/word/2006/wordml" xmlns:wps="http://schemas.microsoft.com/office/word/2010/wordprocessingShape" xmlns:wpsCustomData="http://www.wps.cn/officeDocument/2013/wpsCustomData" mc:Ignorable="w14 wp14">
+  <w:abstractNum w:abstractNumId="0">
+    <w:nsid w:val="29678CB2"/>
+    <w:multiLevelType w:val="multilevel"/>
+    <w:tmpl w:val="29678CB2"/>
+    <w:lvl w:ilvl="0" w:tentative="0">
+      <w:start w:val="1"/>
+      <w:numFmt w:val="bullet"/>
+      <w:lvlText w:val=""/>
+      <w:lvlJc w:val="left"/>
+      <w:pPr>
+        <w:ind w:left="420" w:hanging="420"/>
+      </w:pPr>
+      <w:rPr>
+        <w:rFonts w:hint="default" w:ascii="Wingdings" w:hAnsi="Wingdings"/>
+      </w:rPr>
+    </w:lvl>
+    <w:lvl w:ilvl="1" w:tentative="0">
+      <w:start w:val="1"/>
+      <w:numFmt w:val="bullet"/>
+      <w:lvlText w:val=""/>
+      <w:lvlJc w:val="left"/>
+      <w:pPr>
+        <w:tabs>
+          <w:tab w:val="left" w:pos="840"/>
+        </w:tabs>
+        <w:ind w:left="840" w:leftChars="0" w:hanging="420" w:firstLineChars="0"/>
+      </w:pPr>
+      <w:rPr>
+        <w:rFonts w:hint="default" w:ascii="Wingdings" w:hAnsi="Wingdings"/>
+      </w:rPr>
+    </w:lvl>
+    <w:lvl w:ilvl="2" w:tentative="0">
+      <w:start w:val="1"/>
+      <w:numFmt w:val="bullet"/>
+      <w:lvlText w:val=""/>
+      <w:lvlJc w:val="left"/>
+      <w:pPr>
+        <w:tabs>
+          <w:tab w:val="left" w:pos="1260"/>
+        </w:tabs>
+        <w:ind w:left="1260" w:leftChars="0" w:hanging="420" w:firstLineChars="0"/>
+      </w:pPr>
+      <w:rPr>
+        <w:rFonts w:hint="default" w:ascii="Wingdings" w:hAnsi="Wingdings"/>
+      </w:rPr>
+    </w:lvl>
+    <w:lvl w:ilvl="3" w:tentative="0">
+      <w:start w:val="1"/>
+      <w:numFmt w:val="bullet"/>
+      <w:lvlText w:val=""/>
+      <w:lvlJc w:val="left"/>
+      <w:pPr>
+        <w:tabs>
+          <w:tab w:val="left" w:pos="1680"/>
+        </w:tabs>
+        <w:ind w:left="1680" w:leftChars="0" w:hanging="420" w:firstLineChars="0"/>
+      </w:pPr>
+      <w:rPr>
+        <w:rFonts w:hint="default" w:ascii="Wingdings" w:hAnsi="Wingdings"/>
+      </w:rPr>
+    </w:lvl>
+    <w:lvl w:ilvl="4" w:tentative="0">
+      <w:start w:val="1"/>
+      <w:numFmt w:val="bullet"/>
+      <w:lvlText w:val=""/>
+      <w:lvlJc w:val="left"/>
+      <w:pPr>
+        <w:tabs>
+          <w:tab w:val="left" w:pos="2100"/>
+        </w:tabs>
+        <w:ind w:left="2100" w:leftChars="0" w:hanging="420" w:firstLineChars="0"/>
+      </w:pPr>
+      <w:rPr>
+        <w:rFonts w:hint="default" w:ascii="Wingdings" w:hAnsi="Wingdings"/>
+      </w:rPr>
+    </w:lvl>
+    <w:lvl w:ilvl="5" w:tentative="0">
+      <w:start w:val="1"/>
+      <w:numFmt w:val="bullet"/>
+      <w:lvlText w:val=""/>
+      <w:lvlJc w:val="left"/>
+      <w:pPr>
+        <w:tabs>
+          <w:tab w:val="left" w:pos="2520"/>
+        </w:tabs>
+        <w:ind w:left="2520" w:leftChars="0" w:hanging="420" w:firstLineChars="0"/>
+      </w:pPr>
+      <w:rPr>
+        <w:rFonts w:hint="default" w:ascii="Wingdings" w:hAnsi="Wingdings"/>
+      </w:rPr>
+    </w:lvl>
+    <w:lvl w:ilvl="6" w:tentative="0">
+      <w:start w:val="1"/>
+      <w:numFmt w:val="bullet"/>
+      <w:lvlText w:val=""/>
+      <w:lvlJc w:val="left"/>
+      <w:pPr>
+        <w:tabs>
+          <w:tab w:val="left" w:pos="2940"/>
+        </w:tabs>
+        <w:ind w:left="2940" w:leftChars="0" w:hanging="420" w:firstLineChars="0"/>
+      </w:pPr>
+      <w:rPr>
+        <w:rFonts w:hint="default" w:ascii="Wingdings" w:hAnsi="Wingdings"/>
+      </w:rPr>
+    </w:lvl>
+    <w:lvl w:ilvl="7" w:tentative="0">
+      <w:start w:val="1"/>
+      <w:numFmt w:val="bullet"/>
+      <w:lvlText w:val=""/>
+      <w:lvlJc w:val="left"/>
+      <w:pPr>
+        <w:tabs>
+          <w:tab w:val="left" w:pos="3360"/>
+        </w:tabs>
+        <w:ind w:left="3360" w:leftChars="0" w:hanging="420" w:firstLineChars="0"/>
+      </w:pPr>
+      <w:rPr>
+        <w:rFonts w:hint="default" w:ascii="Wingdings" w:hAnsi="Wingdings"/>
+      </w:rPr>
+    </w:lvl>
+    <w:lvl w:ilvl="8" w:tentative="0">
+      <w:start w:val="1"/>
+      <w:numFmt w:val="bullet"/>
+      <w:lvlText w:val=""/>
+      <w:lvlJc w:val="left"/>
+      <w:pPr>
+        <w:tabs>
+          <w:tab w:val="left" w:pos="3780"/>
+        </w:tabs>
+        <w:ind w:left="3780" w:leftChars="0" w:hanging="420" w:firstLineChars="0"/>
+      </w:pPr>
+      <w:rPr>
+        <w:rFonts w:hint="default" w:ascii="Wingdings" w:hAnsi="Wingdings"/>
+      </w:rPr>
+    </w:lvl>
+  </w:abstractNum>
+  <w:num w:numId="1">
+    <w:abstractNumId w:val="0"/>
+  </w:num>
+</w:numbering>
 </file>
 
 <file path=word/styles.xml><?xml version="1.0" encoding="utf-8"?>
@@ -878,13 +1300,31 @@
       <w:lang w:val="en-US" w:eastAsia="zh-CN" w:bidi="ar-SA"/>
     </w:rPr>
   </w:style>
-  <w:style w:type="character" w:default="1" w:styleId="4">
+  <w:style w:type="paragraph" w:styleId="2">
+    <w:name w:val="heading 1"/>
+    <w:basedOn w:val="1"/>
+    <w:next w:val="1"/>
+    <w:qFormat/>
+    <w:uiPriority w:val="0"/>
+    <w:pPr>
+      <w:keepNext/>
+      <w:keepLines/>
+      <w:spacing w:before="340" w:beforeLines="0" w:beforeAutospacing="0" w:after="330" w:afterLines="0" w:afterAutospacing="0" w:line="576" w:lineRule="auto"/>
+      <w:outlineLvl w:val="0"/>
+    </w:pPr>
+    <w:rPr>
+      <w:b/>
+      <w:kern w:val="44"/>
+      <w:sz w:val="44"/>
+    </w:rPr>
+  </w:style>
+  <w:style w:type="character" w:default="1" w:styleId="5">
     <w:name w:val="Default Paragraph Font"/>
     <w:semiHidden/>
     <w:qFormat/>
     <w:uiPriority w:val="0"/>
   </w:style>
-  <w:style w:type="table" w:default="1" w:styleId="2">
+  <w:style w:type="table" w:default="1" w:styleId="3">
     <w:name w:val="Normal Table"/>
     <w:semiHidden/>
     <w:qFormat/>
@@ -898,9 +1338,9 @@
       </w:tblCellMar>
     </w:tblPr>
   </w:style>
-  <w:style w:type="table" w:styleId="3">
+  <w:style w:type="table" w:styleId="4">
     <w:name w:val="Table Grid"/>
-    <w:basedOn w:val="2"/>
+    <w:basedOn w:val="3"/>
     <w:uiPriority w:val="0"/>
     <w:pPr>
       <w:widowControl w:val="0"/>
